--- a/Matlab/lab 8/отчет.docx
+++ b/Matlab/lab 8/отчет.docx
@@ -1806,25 +1806,1198 @@
       <w:pPr>
         <w:spacing w:line="278" w:lineRule="auto"/>
         <w:ind w:firstLine="0"/>
-        <w:jc w:val="left"/>
+        <w:jc w:val="center"/>
+        <w:rPr>
+          <w:rFonts w:eastAsia="Times New Roman" w:cs="Times New Roman"/>
+          <w:color w:val="00000A"/>
+          <w:szCs w:val="24"/>
+          <w:lang w:eastAsia="ru-RU"/>
+        </w:rPr>
+      </w:pPr>
+      <w:r>
         <w:rPr>
           <w:rFonts w:cs="Times New Roman"/>
           <w:szCs w:val="28"/>
         </w:rPr>
-      </w:pPr>
-      <w:r>
+        <w:t>Помогите капитану Джеку Воробью узнать координаты острова и добраться до источника вечной молодости!</w:t>
+      </w:r>
+      <w:r>
+        <w:rPr>
+          <w:rFonts w:eastAsia="Times New Roman" w:cs="Times New Roman"/>
+          <w:color w:val="00000A"/>
+          <w:szCs w:val="24"/>
+          <w:lang w:eastAsia="ru-RU"/>
+        </w:rPr>
+        <w:br w:type="page"/>
+      </w:r>
+      <w:r>
+        <w:rPr>
+          <w:rFonts w:eastAsia="Times New Roman" w:cs="Times New Roman"/>
+          <w:color w:val="00000A"/>
+          <w:szCs w:val="24"/>
+          <w:lang w:eastAsia="ru-RU"/>
+        </w:rPr>
+        <w:lastRenderedPageBreak/>
+        <w:br w:type="page"/>
+      </w:r>
+      <w:r>
+        <w:rPr>
+          <w:rFonts w:eastAsia="Times New Roman" w:cs="Times New Roman"/>
+          <w:color w:val="00000A"/>
+          <w:szCs w:val="24"/>
+          <w:lang w:eastAsia="ru-RU"/>
+        </w:rPr>
+        <w:lastRenderedPageBreak/>
+        <w:t>Теоретический материал:</w:t>
+      </w:r>
+    </w:p>
+    <w:p>
+      <w:pPr>
+        <w:spacing w:line="278" w:lineRule="auto"/>
+        <w:ind w:firstLine="0"/>
+        <w:jc w:val="left"/>
+        <w:rPr>
+          <w:rFonts w:eastAsia="Times New Roman" w:cs="Times New Roman"/>
+          <w:color w:val="00000A"/>
+          <w:szCs w:val="24"/>
+          <w:lang w:eastAsia="ru-RU"/>
+        </w:rPr>
+      </w:pPr>
+      <w:r>
+        <w:rPr>
+          <w:rFonts w:eastAsia="Times New Roman" w:cs="Times New Roman"/>
+          <w:color w:val="00000A"/>
+          <w:szCs w:val="24"/>
+          <w:lang w:eastAsia="ru-RU"/>
+        </w:rPr>
+        <w:t>В данной работе рассматриваются методы аппроксимации экспериментальных данных, заданных в дискретной форме в виде пар значений (xᵢ, yᵢ). Основная задача аппроксимации заключается в построении аналитической функции φ(x), которая максимально точно описывает исходные данные и позволяет получать значения функции в промежуточных точках. При этом качество приближения оценивается через минимизацию ошибки между экспериментальными и рассчитанными значениями.</w:t>
+      </w:r>
+    </w:p>
+    <w:p>
+      <w:pPr>
+        <w:spacing w:line="278" w:lineRule="auto"/>
+        <w:ind w:firstLine="0"/>
+        <w:jc w:val="left"/>
+        <w:rPr>
+          <w:rFonts w:eastAsia="Times New Roman" w:cs="Times New Roman"/>
+          <w:color w:val="00000A"/>
+          <w:szCs w:val="24"/>
+          <w:lang w:eastAsia="ru-RU"/>
+        </w:rPr>
+      </w:pPr>
+      <w:r>
+        <w:rPr>
+          <w:rFonts w:eastAsia="Times New Roman" w:cs="Times New Roman"/>
+          <w:color w:val="00000A"/>
+          <w:szCs w:val="24"/>
+          <w:lang w:eastAsia="ru-RU"/>
+        </w:rPr>
+        <w:t>Общая постановка задачи аппроксимации сводится к минимизации функционала вида</w:t>
+      </w:r>
+    </w:p>
+    <w:p>
+      <w:pPr>
+        <w:spacing w:line="278" w:lineRule="auto"/>
+        <w:ind w:firstLine="0"/>
+        <w:jc w:val="left"/>
+        <w:rPr>
+          <w:rFonts w:eastAsia="Times New Roman" w:cs="Times New Roman"/>
+          <w:color w:val="00000A"/>
+          <w:szCs w:val="24"/>
+          <w:lang w:eastAsia="ru-RU"/>
+        </w:rPr>
+      </w:pPr>
+      <w:r>
+        <w:rPr>
+          <w:rFonts w:eastAsia="Times New Roman" w:cs="Times New Roman"/>
+          <w:color w:val="00000A"/>
+          <w:szCs w:val="24"/>
+          <w:lang w:eastAsia="ru-RU"/>
+        </w:rPr>
+        <w:t>Q = Σ pᵢ (yᵢ − φ(xᵢ</w:t>
+      </w:r>
+      <w:proofErr w:type="gramStart"/>
+      <w:r>
+        <w:rPr>
+          <w:rFonts w:eastAsia="Times New Roman" w:cs="Times New Roman"/>
+          <w:color w:val="00000A"/>
+          <w:szCs w:val="24"/>
+          <w:lang w:eastAsia="ru-RU"/>
+        </w:rPr>
+        <w:t>))²</w:t>
+      </w:r>
+      <w:proofErr w:type="gramEnd"/>
+      <w:r>
+        <w:rPr>
+          <w:rFonts w:eastAsia="Times New Roman" w:cs="Times New Roman"/>
+          <w:color w:val="00000A"/>
+          <w:szCs w:val="24"/>
+          <w:lang w:eastAsia="ru-RU"/>
+        </w:rPr>
+        <w:t>,</w:t>
+      </w:r>
+    </w:p>
+    <w:p>
+      <w:pPr>
+        <w:spacing w:line="278" w:lineRule="auto"/>
+        <w:ind w:firstLine="0"/>
+        <w:jc w:val="left"/>
+        <w:rPr>
+          <w:rFonts w:eastAsia="Times New Roman" w:cs="Times New Roman"/>
+          <w:color w:val="00000A"/>
+          <w:szCs w:val="24"/>
+          <w:lang w:eastAsia="ru-RU"/>
+        </w:rPr>
+      </w:pPr>
+      <w:r>
+        <w:rPr>
+          <w:rFonts w:eastAsia="Times New Roman" w:cs="Times New Roman"/>
+          <w:color w:val="00000A"/>
+          <w:szCs w:val="24"/>
+          <w:lang w:eastAsia="ru-RU"/>
+        </w:rPr>
+        <w:t>где pᵢ — весовые коэффициенты, задающие значимость каждой точки. При отсутствии весов принимается pᵢ = 1, что соответствует классическому методу наименьших квадратов. Чем меньше значение Q, тем точнее модель описывает исходные данные.</w:t>
+      </w:r>
+    </w:p>
+    <w:p>
+      <w:pPr>
+        <w:spacing w:line="278" w:lineRule="auto"/>
+        <w:ind w:firstLine="0"/>
+        <w:jc w:val="left"/>
+        <w:rPr>
+          <w:rFonts w:eastAsia="Times New Roman" w:cs="Times New Roman"/>
+          <w:color w:val="00000A"/>
+          <w:szCs w:val="24"/>
+          <w:lang w:eastAsia="ru-RU"/>
+        </w:rPr>
+      </w:pPr>
+      <w:r>
+        <w:rPr>
+          <w:rFonts w:eastAsia="Times New Roman" w:cs="Times New Roman"/>
+          <w:color w:val="00000A"/>
+          <w:szCs w:val="24"/>
+          <w:lang w:eastAsia="ru-RU"/>
+        </w:rPr>
+        <w:t>В зависимости от вида функции φ(x) применяются различные классы аппроксимирующих функций: полиномиальные модели, сплайны, а также нелинейные функции, например экспоненциальные. Выбор модели зависит от характера экспериментальных данных и поведения функции.</w:t>
+      </w:r>
+    </w:p>
+    <w:p>
+      <w:pPr>
+        <w:spacing w:line="278" w:lineRule="auto"/>
+        <w:ind w:firstLine="0"/>
+        <w:jc w:val="left"/>
+        <w:rPr>
+          <w:rFonts w:eastAsia="Times New Roman" w:cs="Times New Roman"/>
+          <w:color w:val="00000A"/>
+          <w:szCs w:val="24"/>
+          <w:lang w:eastAsia="ru-RU"/>
+        </w:rPr>
+      </w:pPr>
+      <w:r>
+        <w:rPr>
+          <w:rFonts w:eastAsia="Times New Roman" w:cs="Times New Roman"/>
+          <w:color w:val="00000A"/>
+          <w:szCs w:val="24"/>
+          <w:lang w:eastAsia="ru-RU"/>
+        </w:rPr>
+        <w:t>полиномиальная аппроксимация основана на представлении функции в виде полинома степени n:</w:t>
+      </w:r>
+    </w:p>
+    <w:p>
+      <w:pPr>
+        <w:spacing w:line="278" w:lineRule="auto"/>
+        <w:ind w:firstLine="0"/>
+        <w:jc w:val="left"/>
+        <w:rPr>
+          <w:rFonts w:eastAsia="Times New Roman" w:cs="Times New Roman"/>
+          <w:color w:val="00000A"/>
+          <w:szCs w:val="24"/>
+          <w:lang w:eastAsia="ru-RU"/>
+        </w:rPr>
+      </w:pPr>
+      <w:r>
+        <w:rPr>
+          <w:rFonts w:eastAsia="Times New Roman" w:cs="Times New Roman"/>
+          <w:color w:val="00000A"/>
+          <w:szCs w:val="24"/>
+          <w:lang w:eastAsia="ru-RU"/>
+        </w:rPr>
+        <w:t xml:space="preserve">φ(x) = </w:t>
+      </w:r>
+      <w:proofErr w:type="spellStart"/>
+      <w:r>
+        <w:rPr>
+          <w:rFonts w:eastAsia="Times New Roman" w:cs="Times New Roman"/>
+          <w:color w:val="00000A"/>
+          <w:szCs w:val="24"/>
+          <w:lang w:eastAsia="ru-RU"/>
+        </w:rPr>
+        <w:t>a₀x</w:t>
+      </w:r>
+      <w:proofErr w:type="spellEnd"/>
+      <w:r>
+        <w:rPr>
+          <w:rFonts w:eastAsia="Times New Roman" w:cs="Times New Roman"/>
+          <w:color w:val="00000A"/>
+          <w:szCs w:val="24"/>
+          <w:lang w:eastAsia="ru-RU"/>
+        </w:rPr>
+        <w:t xml:space="preserve">ⁿ + </w:t>
+      </w:r>
+      <w:proofErr w:type="spellStart"/>
+      <w:r>
+        <w:rPr>
+          <w:rFonts w:eastAsia="Times New Roman" w:cs="Times New Roman"/>
+          <w:color w:val="00000A"/>
+          <w:szCs w:val="24"/>
+          <w:lang w:eastAsia="ru-RU"/>
+        </w:rPr>
+        <w:t>a₁x</w:t>
+      </w:r>
+      <w:proofErr w:type="spellEnd"/>
+      <w:r>
+        <w:rPr>
+          <w:rFonts w:eastAsia="Times New Roman" w:cs="Times New Roman"/>
+          <w:color w:val="00000A"/>
+          <w:szCs w:val="24"/>
+          <w:lang w:eastAsia="ru-RU"/>
+        </w:rPr>
+        <w:t>ⁿ⁻¹ + ... + aₙ.</w:t>
+      </w:r>
+    </w:p>
+    <w:p>
+      <w:pPr>
+        <w:spacing w:line="278" w:lineRule="auto"/>
+        <w:ind w:firstLine="0"/>
+        <w:jc w:val="left"/>
+        <w:rPr>
+          <w:rFonts w:eastAsia="Times New Roman" w:cs="Times New Roman"/>
+          <w:color w:val="00000A"/>
+          <w:szCs w:val="24"/>
+          <w:lang w:eastAsia="ru-RU"/>
+        </w:rPr>
+      </w:pPr>
+      <w:r>
+        <w:rPr>
+          <w:rFonts w:eastAsia="Times New Roman" w:cs="Times New Roman"/>
+          <w:color w:val="00000A"/>
+          <w:szCs w:val="24"/>
+          <w:lang w:eastAsia="ru-RU"/>
+        </w:rPr>
+        <w:t xml:space="preserve">Коэффициенты такого полинома подбираются методом наименьших квадратов, то есть таким образом, чтобы сумма квадратов отклонений была минимальной. В MATLAB для этого используется функция </w:t>
+      </w:r>
+      <w:proofErr w:type="spellStart"/>
+      <w:r>
+        <w:rPr>
+          <w:rFonts w:eastAsia="Times New Roman" w:cs="Times New Roman"/>
+          <w:color w:val="00000A"/>
+          <w:szCs w:val="24"/>
+          <w:lang w:eastAsia="ru-RU"/>
+        </w:rPr>
+        <w:t>polyfit</w:t>
+      </w:r>
+      <w:proofErr w:type="spellEnd"/>
+      <w:r>
+        <w:rPr>
+          <w:rFonts w:eastAsia="Times New Roman" w:cs="Times New Roman"/>
+          <w:color w:val="00000A"/>
+          <w:szCs w:val="24"/>
+          <w:lang w:eastAsia="ru-RU"/>
+        </w:rPr>
+        <w:t>, которая автоматически строит систему нормальных уравнений и находит коэффициенты полинома.</w:t>
+      </w:r>
+    </w:p>
+    <w:p>
+      <w:pPr>
+        <w:spacing w:line="278" w:lineRule="auto"/>
+        <w:ind w:firstLine="0"/>
+        <w:jc w:val="left"/>
+        <w:rPr>
+          <w:rFonts w:eastAsia="Times New Roman" w:cs="Times New Roman"/>
+          <w:color w:val="00000A"/>
+          <w:szCs w:val="24"/>
+          <w:lang w:eastAsia="ru-RU"/>
+        </w:rPr>
+      </w:pPr>
+      <w:r>
+        <w:rPr>
+          <w:rFonts w:eastAsia="Times New Roman" w:cs="Times New Roman"/>
+          <w:color w:val="00000A"/>
+          <w:szCs w:val="24"/>
+          <w:lang w:eastAsia="ru-RU"/>
+        </w:rPr>
+        <w:t xml:space="preserve">Альтернативный способ построения полиномиальной аппроксимации основан на использовании матрицы </w:t>
+      </w:r>
+      <w:proofErr w:type="spellStart"/>
+      <w:r>
+        <w:rPr>
+          <w:rFonts w:eastAsia="Times New Roman" w:cs="Times New Roman"/>
+          <w:color w:val="00000A"/>
+          <w:szCs w:val="24"/>
+          <w:lang w:eastAsia="ru-RU"/>
+        </w:rPr>
+        <w:t>Вандермонда</w:t>
+      </w:r>
+      <w:proofErr w:type="spellEnd"/>
+      <w:r>
+        <w:rPr>
+          <w:rFonts w:eastAsia="Times New Roman" w:cs="Times New Roman"/>
+          <w:color w:val="00000A"/>
+          <w:szCs w:val="24"/>
+          <w:lang w:eastAsia="ru-RU"/>
+        </w:rPr>
+        <w:t>. В этом случае каждая строка матрицы формируется как степени xᵢ:</w:t>
+      </w:r>
+    </w:p>
+    <w:p>
+      <w:pPr>
+        <w:spacing w:line="278" w:lineRule="auto"/>
+        <w:ind w:firstLine="0"/>
+        <w:jc w:val="left"/>
+        <w:rPr>
+          <w:rFonts w:eastAsia="Times New Roman" w:cs="Times New Roman"/>
+          <w:color w:val="00000A"/>
+          <w:szCs w:val="24"/>
+          <w:lang w:eastAsia="ru-RU"/>
+        </w:rPr>
+      </w:pPr>
+      <w:r>
+        <w:rPr>
+          <w:rFonts w:eastAsia="Times New Roman" w:cs="Times New Roman"/>
+          <w:color w:val="00000A"/>
+          <w:szCs w:val="24"/>
+          <w:lang w:eastAsia="ru-RU"/>
+        </w:rPr>
+        <w:t>V = [xᵢⁿ, xᵢⁿ⁻¹, ..., 1].</w:t>
+      </w:r>
+    </w:p>
+    <w:p>
+      <w:pPr>
+        <w:spacing w:line="278" w:lineRule="auto"/>
+        <w:ind w:firstLine="0"/>
+        <w:jc w:val="left"/>
+        <w:rPr>
+          <w:rFonts w:eastAsia="Times New Roman" w:cs="Times New Roman"/>
+          <w:color w:val="00000A"/>
+          <w:szCs w:val="24"/>
+          <w:lang w:eastAsia="ru-RU"/>
+        </w:rPr>
+      </w:pPr>
+      <w:r>
+        <w:rPr>
+          <w:rFonts w:eastAsia="Times New Roman" w:cs="Times New Roman"/>
+          <w:color w:val="00000A"/>
+          <w:szCs w:val="24"/>
+          <w:lang w:eastAsia="ru-RU"/>
+        </w:rPr>
+        <w:t>Далее задача сводится к решению системы линейных уравнений:</w:t>
+      </w:r>
+    </w:p>
+    <w:p>
+      <w:pPr>
+        <w:spacing w:line="278" w:lineRule="auto"/>
+        <w:ind w:firstLine="0"/>
+        <w:jc w:val="left"/>
+        <w:rPr>
+          <w:rFonts w:eastAsia="Times New Roman" w:cs="Times New Roman"/>
+          <w:color w:val="00000A"/>
+          <w:szCs w:val="24"/>
+          <w:lang w:eastAsia="ru-RU"/>
+        </w:rPr>
+      </w:pPr>
+      <w:r>
+        <w:rPr>
+          <w:rFonts w:eastAsia="Times New Roman" w:cs="Times New Roman"/>
+          <w:color w:val="00000A"/>
+          <w:szCs w:val="24"/>
+          <w:lang w:eastAsia="ru-RU"/>
+        </w:rPr>
+        <w:t xml:space="preserve">(VᵀV)a = </w:t>
+      </w:r>
+      <w:proofErr w:type="spellStart"/>
+      <w:r>
+        <w:rPr>
+          <w:rFonts w:eastAsia="Times New Roman" w:cs="Times New Roman"/>
+          <w:color w:val="00000A"/>
+          <w:szCs w:val="24"/>
+          <w:lang w:eastAsia="ru-RU"/>
+        </w:rPr>
+        <w:t>Vᵀy</w:t>
+      </w:r>
+      <w:proofErr w:type="spellEnd"/>
+      <w:r>
+        <w:rPr>
+          <w:rFonts w:eastAsia="Times New Roman" w:cs="Times New Roman"/>
+          <w:color w:val="00000A"/>
+          <w:szCs w:val="24"/>
+          <w:lang w:eastAsia="ru-RU"/>
+        </w:rPr>
+        <w:t>.</w:t>
+      </w:r>
+    </w:p>
+    <w:p>
+      <w:pPr>
+        <w:spacing w:line="278" w:lineRule="auto"/>
+        <w:ind w:firstLine="0"/>
+        <w:jc w:val="left"/>
+        <w:rPr>
+          <w:rFonts w:eastAsia="Times New Roman" w:cs="Times New Roman"/>
+          <w:color w:val="00000A"/>
+          <w:szCs w:val="24"/>
+          <w:lang w:eastAsia="ru-RU"/>
+        </w:rPr>
+      </w:pPr>
+      <w:r>
+        <w:rPr>
+          <w:rFonts w:eastAsia="Times New Roman" w:cs="Times New Roman"/>
+          <w:color w:val="00000A"/>
+          <w:szCs w:val="24"/>
+          <w:lang w:eastAsia="ru-RU"/>
+        </w:rPr>
+        <w:lastRenderedPageBreak/>
+        <w:t>Решение этой системы позволяет получить коэффициенты аппроксимирующего полинома. Однако при увеличении степени полинома матрица VᵀV может становиться плохо обусловленной, что приводит к численной неустойчивости решения. Именно поэтому дополнительно анализируется определитель и обусловленность матрицы.</w:t>
+      </w:r>
+    </w:p>
+    <w:p>
+      <w:pPr>
+        <w:spacing w:line="278" w:lineRule="auto"/>
+        <w:ind w:firstLine="0"/>
+        <w:jc w:val="left"/>
+        <w:rPr>
+          <w:rFonts w:eastAsia="Times New Roman" w:cs="Times New Roman"/>
+          <w:color w:val="00000A"/>
+          <w:szCs w:val="24"/>
+          <w:lang w:eastAsia="ru-RU"/>
+        </w:rPr>
+      </w:pPr>
+      <w:r>
+        <w:rPr>
+          <w:rFonts w:eastAsia="Times New Roman" w:cs="Times New Roman"/>
+          <w:color w:val="00000A"/>
+          <w:szCs w:val="24"/>
+          <w:lang w:eastAsia="ru-RU"/>
+        </w:rPr>
+        <w:t>важной характеристикой метода является устойчивость решения. Если обусловленность матрицы велика, малые погрешности в исходных данных могут приводить к значительным ошибкам в коэффициентах полинома. Это особенно заметно при высоких степенях аппроксимации.</w:t>
+      </w:r>
+    </w:p>
+    <w:p>
+      <w:pPr>
+        <w:spacing w:line="278" w:lineRule="auto"/>
+        <w:ind w:firstLine="0"/>
+        <w:jc w:val="left"/>
+        <w:rPr>
+          <w:rFonts w:eastAsia="Times New Roman" w:cs="Times New Roman"/>
+          <w:color w:val="00000A"/>
+          <w:szCs w:val="24"/>
+          <w:lang w:eastAsia="ru-RU"/>
+        </w:rPr>
+      </w:pPr>
+      <w:r>
+        <w:rPr>
+          <w:rFonts w:eastAsia="Times New Roman" w:cs="Times New Roman"/>
+          <w:color w:val="00000A"/>
+          <w:szCs w:val="24"/>
+          <w:lang w:eastAsia="ru-RU"/>
+        </w:rPr>
+        <w:t>взвешенный метод наименьших квадратов используется в случае, когда разные экспериментальные точки имеют различную достоверность. В этом случае вводится весовая функция pᵢ, и минимизируется выражение</w:t>
+      </w:r>
+    </w:p>
+    <w:p>
+      <w:pPr>
+        <w:spacing w:line="278" w:lineRule="auto"/>
+        <w:ind w:firstLine="0"/>
+        <w:jc w:val="left"/>
+        <w:rPr>
+          <w:rFonts w:eastAsia="Times New Roman" w:cs="Times New Roman"/>
+          <w:color w:val="00000A"/>
+          <w:szCs w:val="24"/>
+          <w:lang w:eastAsia="ru-RU"/>
+        </w:rPr>
+      </w:pPr>
+      <w:r>
+        <w:rPr>
+          <w:rFonts w:eastAsia="Times New Roman" w:cs="Times New Roman"/>
+          <w:color w:val="00000A"/>
+          <w:szCs w:val="24"/>
+          <w:lang w:eastAsia="ru-RU"/>
+        </w:rPr>
+        <w:t>Q = Σ pᵢ (yᵢ − φ(xᵢ</w:t>
+      </w:r>
+      <w:proofErr w:type="gramStart"/>
+      <w:r>
+        <w:rPr>
+          <w:rFonts w:eastAsia="Times New Roman" w:cs="Times New Roman"/>
+          <w:color w:val="00000A"/>
+          <w:szCs w:val="24"/>
+          <w:lang w:eastAsia="ru-RU"/>
+        </w:rPr>
+        <w:t>))²</w:t>
+      </w:r>
+      <w:proofErr w:type="gramEnd"/>
+      <w:r>
+        <w:rPr>
+          <w:rFonts w:eastAsia="Times New Roman" w:cs="Times New Roman"/>
+          <w:color w:val="00000A"/>
+          <w:szCs w:val="24"/>
+          <w:lang w:eastAsia="ru-RU"/>
+        </w:rPr>
+        <w:t>.</w:t>
+      </w:r>
+    </w:p>
+    <w:p>
+      <w:pPr>
+        <w:spacing w:line="278" w:lineRule="auto"/>
+        <w:ind w:firstLine="0"/>
+        <w:jc w:val="left"/>
+        <w:rPr>
+          <w:rFonts w:eastAsia="Times New Roman" w:cs="Times New Roman"/>
+          <w:color w:val="00000A"/>
+          <w:szCs w:val="24"/>
+          <w:lang w:eastAsia="ru-RU"/>
+        </w:rPr>
+      </w:pPr>
+      <w:proofErr w:type="spellStart"/>
+      <w:r>
+        <w:rPr>
+          <w:rFonts w:eastAsia="Times New Roman" w:cs="Times New Roman"/>
+          <w:color w:val="00000A"/>
+          <w:szCs w:val="24"/>
+          <w:lang w:eastAsia="ru-RU"/>
+        </w:rPr>
+        <w:t>Матрично</w:t>
+      </w:r>
+      <w:proofErr w:type="spellEnd"/>
+      <w:r>
+        <w:rPr>
+          <w:rFonts w:eastAsia="Times New Roman" w:cs="Times New Roman"/>
+          <w:color w:val="00000A"/>
+          <w:szCs w:val="24"/>
+          <w:lang w:eastAsia="ru-RU"/>
+        </w:rPr>
+        <w:t xml:space="preserve"> это выражается через диагональную матрицу весов W = </w:t>
+      </w:r>
+      <w:proofErr w:type="spellStart"/>
+      <w:r>
+        <w:rPr>
+          <w:rFonts w:eastAsia="Times New Roman" w:cs="Times New Roman"/>
+          <w:color w:val="00000A"/>
+          <w:szCs w:val="24"/>
+          <w:lang w:eastAsia="ru-RU"/>
+        </w:rPr>
+        <w:t>diag</w:t>
+      </w:r>
+      <w:proofErr w:type="spellEnd"/>
+      <w:r>
+        <w:rPr>
+          <w:rFonts w:eastAsia="Times New Roman" w:cs="Times New Roman"/>
+          <w:color w:val="00000A"/>
+          <w:szCs w:val="24"/>
+          <w:lang w:eastAsia="ru-RU"/>
+        </w:rPr>
+        <w:t>(pᵢ), и система нормальных уравнений принимает вид</w:t>
+      </w:r>
+    </w:p>
+    <w:p>
+      <w:pPr>
+        <w:spacing w:line="278" w:lineRule="auto"/>
+        <w:ind w:firstLine="0"/>
+        <w:jc w:val="left"/>
+        <w:rPr>
+          <w:rFonts w:eastAsia="Times New Roman" w:cs="Times New Roman"/>
+          <w:color w:val="00000A"/>
+          <w:szCs w:val="24"/>
+          <w:lang w:eastAsia="ru-RU"/>
+        </w:rPr>
+      </w:pPr>
+      <w:r>
+        <w:rPr>
+          <w:rFonts w:eastAsia="Times New Roman" w:cs="Times New Roman"/>
+          <w:color w:val="00000A"/>
+          <w:szCs w:val="24"/>
+          <w:lang w:eastAsia="ru-RU"/>
+        </w:rPr>
+        <w:t xml:space="preserve">(VᵀWV)a = </w:t>
+      </w:r>
+      <w:proofErr w:type="spellStart"/>
+      <w:r>
+        <w:rPr>
+          <w:rFonts w:eastAsia="Times New Roman" w:cs="Times New Roman"/>
+          <w:color w:val="00000A"/>
+          <w:szCs w:val="24"/>
+          <w:lang w:eastAsia="ru-RU"/>
+        </w:rPr>
+        <w:t>VᵀWy</w:t>
+      </w:r>
+      <w:proofErr w:type="spellEnd"/>
+      <w:r>
+        <w:rPr>
+          <w:rFonts w:eastAsia="Times New Roman" w:cs="Times New Roman"/>
+          <w:color w:val="00000A"/>
+          <w:szCs w:val="24"/>
+          <w:lang w:eastAsia="ru-RU"/>
+        </w:rPr>
+        <w:t>.</w:t>
+      </w:r>
+    </w:p>
+    <w:p>
+      <w:pPr>
+        <w:spacing w:line="278" w:lineRule="auto"/>
+        <w:ind w:firstLine="0"/>
+        <w:jc w:val="left"/>
+        <w:rPr>
+          <w:rFonts w:eastAsia="Times New Roman" w:cs="Times New Roman"/>
+          <w:color w:val="00000A"/>
+          <w:szCs w:val="24"/>
+          <w:lang w:eastAsia="ru-RU"/>
+        </w:rPr>
+      </w:pPr>
+      <w:r>
+        <w:rPr>
+          <w:rFonts w:eastAsia="Times New Roman" w:cs="Times New Roman"/>
+          <w:color w:val="00000A"/>
+          <w:szCs w:val="24"/>
+          <w:lang w:eastAsia="ru-RU"/>
+        </w:rPr>
+        <w:t>Такой подход позволяет учитывать качество измерений и уменьшать влияние шумных или менее точных данных на итоговую модель.</w:t>
+      </w:r>
+    </w:p>
+    <w:p>
+      <w:pPr>
+        <w:spacing w:line="278" w:lineRule="auto"/>
+        <w:ind w:firstLine="0"/>
+        <w:jc w:val="left"/>
+        <w:rPr>
+          <w:rFonts w:eastAsia="Times New Roman" w:cs="Times New Roman"/>
+          <w:color w:val="00000A"/>
+          <w:szCs w:val="24"/>
+          <w:lang w:eastAsia="ru-RU"/>
+        </w:rPr>
+      </w:pPr>
+      <w:r>
+        <w:rPr>
+          <w:rFonts w:eastAsia="Times New Roman" w:cs="Times New Roman"/>
+          <w:color w:val="00000A"/>
+          <w:szCs w:val="24"/>
+          <w:lang w:eastAsia="ru-RU"/>
+        </w:rPr>
+        <w:t xml:space="preserve">сплайн-аппроксимация представляет собой альтернативу глобальным полиномам. В отличие от полинома, который строится на всем интервале сразу, сплайн состоит из кусочно-полиномиальных функций, определённых на отдельных </w:t>
+      </w:r>
+      <w:proofErr w:type="spellStart"/>
+      <w:r>
+        <w:rPr>
+          <w:rFonts w:eastAsia="Times New Roman" w:cs="Times New Roman"/>
+          <w:color w:val="00000A"/>
+          <w:szCs w:val="24"/>
+          <w:lang w:eastAsia="ru-RU"/>
+        </w:rPr>
+        <w:t>подынтервалах</w:t>
+      </w:r>
+      <w:proofErr w:type="spellEnd"/>
+      <w:r>
+        <w:rPr>
+          <w:rFonts w:eastAsia="Times New Roman" w:cs="Times New Roman"/>
+          <w:color w:val="00000A"/>
+          <w:szCs w:val="24"/>
+          <w:lang w:eastAsia="ru-RU"/>
+        </w:rPr>
+        <w:t>. На границах этих интервалов обеспечивается непрерывность функции и её производных.</w:t>
+      </w:r>
+    </w:p>
+    <w:p>
+      <w:pPr>
+        <w:spacing w:line="278" w:lineRule="auto"/>
+        <w:ind w:firstLine="0"/>
+        <w:jc w:val="left"/>
+        <w:rPr>
+          <w:rFonts w:eastAsia="Times New Roman" w:cs="Times New Roman"/>
+          <w:color w:val="00000A"/>
+          <w:szCs w:val="24"/>
+          <w:lang w:eastAsia="ru-RU"/>
+        </w:rPr>
+      </w:pPr>
+      <w:r>
+        <w:rPr>
+          <w:rFonts w:eastAsia="Times New Roman" w:cs="Times New Roman"/>
+          <w:color w:val="00000A"/>
+          <w:szCs w:val="24"/>
+          <w:lang w:eastAsia="ru-RU"/>
+        </w:rPr>
+        <w:t>Функция φ(x) в сплайн-аппроксимации представляется в виде линейной комбинации базисных функций:</w:t>
+      </w:r>
+    </w:p>
+    <w:p>
+      <w:pPr>
+        <w:spacing w:line="278" w:lineRule="auto"/>
+        <w:ind w:firstLine="0"/>
+        <w:jc w:val="left"/>
+        <w:rPr>
+          <w:rFonts w:eastAsia="Times New Roman" w:cs="Times New Roman"/>
+          <w:color w:val="00000A"/>
+          <w:szCs w:val="24"/>
+          <w:lang w:eastAsia="ru-RU"/>
+        </w:rPr>
+      </w:pPr>
+      <w:r>
+        <w:rPr>
+          <w:rFonts w:eastAsia="Times New Roman" w:cs="Times New Roman"/>
+          <w:color w:val="00000A"/>
+          <w:szCs w:val="24"/>
+          <w:lang w:eastAsia="ru-RU"/>
+        </w:rPr>
+        <w:t>φ(x) = Σ cⱼ Bⱼ(x),</w:t>
+      </w:r>
+    </w:p>
+    <w:p>
+      <w:pPr>
+        <w:spacing w:line="278" w:lineRule="auto"/>
+        <w:ind w:firstLine="0"/>
+        <w:jc w:val="left"/>
+        <w:rPr>
+          <w:rFonts w:eastAsia="Times New Roman" w:cs="Times New Roman"/>
+          <w:color w:val="00000A"/>
+          <w:szCs w:val="24"/>
+          <w:lang w:eastAsia="ru-RU"/>
+        </w:rPr>
+      </w:pPr>
+      <w:r>
+        <w:rPr>
+          <w:rFonts w:eastAsia="Times New Roman" w:cs="Times New Roman"/>
+          <w:color w:val="00000A"/>
+          <w:szCs w:val="24"/>
+          <w:lang w:eastAsia="ru-RU"/>
+        </w:rPr>
+        <w:t>где Bⱼ(x) — базисные сплайн-функции, а cⱼ — коэффициенты. Их определение также осуществляется методом наименьших квадратов. Основным преимуществом сплайнов является высокая устойчивость и отсутствие осцилляций, которые часто возникают у высоких степеней полиномов.</w:t>
+      </w:r>
+    </w:p>
+    <w:p>
+      <w:pPr>
+        <w:spacing w:line="278" w:lineRule="auto"/>
+        <w:ind w:firstLine="0"/>
+        <w:jc w:val="left"/>
+        <w:rPr>
+          <w:rFonts w:eastAsia="Times New Roman" w:cs="Times New Roman"/>
+          <w:color w:val="00000A"/>
+          <w:szCs w:val="24"/>
+          <w:lang w:eastAsia="ru-RU"/>
+        </w:rPr>
+      </w:pPr>
+      <w:r>
+        <w:rPr>
+          <w:rFonts w:eastAsia="Times New Roman" w:cs="Times New Roman"/>
+          <w:color w:val="00000A"/>
+          <w:szCs w:val="24"/>
+          <w:lang w:eastAsia="ru-RU"/>
+        </w:rPr>
+        <w:t>в случае нелинейных моделей, например экспоненциальных, используется численная минимизация ошибки. Общий вид такой модели может быть задан как</w:t>
+      </w:r>
+    </w:p>
+    <w:p>
+      <w:pPr>
+        <w:spacing w:line="278" w:lineRule="auto"/>
+        <w:ind w:firstLine="0"/>
+        <w:jc w:val="left"/>
+        <w:rPr>
+          <w:rFonts w:eastAsia="Times New Roman" w:cs="Times New Roman"/>
+          <w:color w:val="00000A"/>
+          <w:szCs w:val="24"/>
+          <w:lang w:eastAsia="ru-RU"/>
+        </w:rPr>
+      </w:pPr>
+      <w:r>
+        <w:rPr>
+          <w:rFonts w:eastAsia="Times New Roman" w:cs="Times New Roman"/>
+          <w:color w:val="00000A"/>
+          <w:szCs w:val="24"/>
+          <w:lang w:eastAsia="ru-RU"/>
+        </w:rPr>
+        <w:lastRenderedPageBreak/>
+        <w:t xml:space="preserve">φ(x) = </w:t>
+      </w:r>
+      <w:proofErr w:type="spellStart"/>
+      <w:r>
+        <w:rPr>
+          <w:rFonts w:eastAsia="Times New Roman" w:cs="Times New Roman"/>
+          <w:color w:val="00000A"/>
+          <w:szCs w:val="24"/>
+          <w:lang w:eastAsia="ru-RU"/>
+        </w:rPr>
+        <w:t>a·e</w:t>
+      </w:r>
+      <w:proofErr w:type="spellEnd"/>
+      <w:r>
+        <w:rPr>
+          <w:rFonts w:eastAsia="Times New Roman" w:cs="Times New Roman"/>
+          <w:color w:val="00000A"/>
+          <w:szCs w:val="24"/>
+          <w:lang w:eastAsia="ru-RU"/>
+        </w:rPr>
+        <w:t>^(</w:t>
+      </w:r>
+      <w:proofErr w:type="spellStart"/>
+      <w:r>
+        <w:rPr>
+          <w:rFonts w:eastAsia="Times New Roman" w:cs="Times New Roman"/>
+          <w:color w:val="00000A"/>
+          <w:szCs w:val="24"/>
+          <w:lang w:eastAsia="ru-RU"/>
+        </w:rPr>
+        <w:t>bx</w:t>
+      </w:r>
+      <w:proofErr w:type="spellEnd"/>
+      <w:r>
+        <w:rPr>
+          <w:rFonts w:eastAsia="Times New Roman" w:cs="Times New Roman"/>
+          <w:color w:val="00000A"/>
+          <w:szCs w:val="24"/>
+          <w:lang w:eastAsia="ru-RU"/>
+        </w:rPr>
+        <w:t>) + c.</w:t>
+      </w:r>
+    </w:p>
+    <w:p>
+      <w:pPr>
+        <w:spacing w:line="278" w:lineRule="auto"/>
+        <w:ind w:firstLine="0"/>
+        <w:jc w:val="left"/>
+        <w:rPr>
+          <w:rFonts w:eastAsia="Times New Roman" w:cs="Times New Roman"/>
+          <w:color w:val="00000A"/>
+          <w:szCs w:val="24"/>
+          <w:lang w:eastAsia="ru-RU"/>
+        </w:rPr>
+      </w:pPr>
+      <w:r>
+        <w:rPr>
+          <w:rFonts w:eastAsia="Times New Roman" w:cs="Times New Roman"/>
+          <w:color w:val="00000A"/>
+          <w:szCs w:val="24"/>
+          <w:lang w:eastAsia="ru-RU"/>
+        </w:rPr>
+        <w:t xml:space="preserve">Так как зависимость нелинейна по параметрам, аналитическое решение невозможно, и применяется численная оптимизация. В MATLAB для этого используется функция </w:t>
+      </w:r>
+      <w:proofErr w:type="spellStart"/>
+      <w:r>
+        <w:rPr>
+          <w:rFonts w:eastAsia="Times New Roman" w:cs="Times New Roman"/>
+          <w:color w:val="00000A"/>
+          <w:szCs w:val="24"/>
+          <w:lang w:eastAsia="ru-RU"/>
+        </w:rPr>
+        <w:t>fminsearch</w:t>
+      </w:r>
+      <w:proofErr w:type="spellEnd"/>
+      <w:r>
+        <w:rPr>
+          <w:rFonts w:eastAsia="Times New Roman" w:cs="Times New Roman"/>
+          <w:color w:val="00000A"/>
+          <w:szCs w:val="24"/>
+          <w:lang w:eastAsia="ru-RU"/>
+        </w:rPr>
+        <w:t xml:space="preserve">, которая реализует метод </w:t>
+      </w:r>
+      <w:proofErr w:type="spellStart"/>
+      <w:r>
+        <w:rPr>
+          <w:rFonts w:eastAsia="Times New Roman" w:cs="Times New Roman"/>
+          <w:color w:val="00000A"/>
+          <w:szCs w:val="24"/>
+          <w:lang w:eastAsia="ru-RU"/>
+        </w:rPr>
+        <w:t>Нелдера</w:t>
+      </w:r>
+      <w:proofErr w:type="spellEnd"/>
+      <w:r>
+        <w:rPr>
+          <w:rFonts w:eastAsia="Times New Roman" w:cs="Times New Roman"/>
+          <w:color w:val="00000A"/>
+          <w:szCs w:val="24"/>
+          <w:lang w:eastAsia="ru-RU"/>
+        </w:rPr>
+        <w:t>–Мида. Она не требует вычисления производных и позволяет находить минимум функции ошибки</w:t>
+      </w:r>
+    </w:p>
+    <w:p>
+      <w:pPr>
+        <w:spacing w:line="278" w:lineRule="auto"/>
+        <w:ind w:firstLine="0"/>
+        <w:jc w:val="left"/>
+        <w:rPr>
+          <w:rFonts w:eastAsia="Times New Roman" w:cs="Times New Roman"/>
+          <w:color w:val="00000A"/>
+          <w:szCs w:val="24"/>
+          <w:lang w:val="en-US" w:eastAsia="ru-RU"/>
+        </w:rPr>
+      </w:pPr>
+      <w:r>
+        <w:rPr>
+          <w:rFonts w:eastAsia="Times New Roman" w:cs="Times New Roman"/>
+          <w:color w:val="00000A"/>
+          <w:szCs w:val="24"/>
+          <w:lang w:val="en-US" w:eastAsia="ru-RU"/>
+        </w:rPr>
+        <w:t xml:space="preserve">Q(a) = </w:t>
+      </w:r>
+      <w:r>
+        <w:rPr>
+          <w:rFonts w:eastAsia="Times New Roman" w:cs="Times New Roman"/>
+          <w:color w:val="00000A"/>
+          <w:szCs w:val="24"/>
+          <w:lang w:eastAsia="ru-RU"/>
+        </w:rPr>
+        <w:t>Σ</w:t>
+      </w:r>
+      <w:r>
+        <w:rPr>
+          <w:rFonts w:eastAsia="Times New Roman" w:cs="Times New Roman"/>
+          <w:color w:val="00000A"/>
+          <w:szCs w:val="24"/>
+          <w:lang w:val="en-US" w:eastAsia="ru-RU"/>
+        </w:rPr>
+        <w:t xml:space="preserve"> p</w:t>
+      </w:r>
+      <w:r>
+        <w:rPr>
+          <w:rFonts w:eastAsia="Times New Roman" w:cs="Times New Roman"/>
+          <w:color w:val="00000A"/>
+          <w:szCs w:val="24"/>
+          <w:lang w:eastAsia="ru-RU"/>
+        </w:rPr>
+        <w:t>ᵢ</w:t>
+      </w:r>
+      <w:r>
+        <w:rPr>
+          <w:rFonts w:eastAsia="Times New Roman" w:cs="Times New Roman"/>
+          <w:color w:val="00000A"/>
+          <w:szCs w:val="24"/>
+          <w:lang w:val="en-US" w:eastAsia="ru-RU"/>
+        </w:rPr>
+        <w:t xml:space="preserve"> (y</w:t>
+      </w:r>
+      <w:r>
+        <w:rPr>
+          <w:rFonts w:eastAsia="Times New Roman" w:cs="Times New Roman"/>
+          <w:color w:val="00000A"/>
+          <w:szCs w:val="24"/>
+          <w:lang w:eastAsia="ru-RU"/>
+        </w:rPr>
+        <w:t>ᵢ</w:t>
+      </w:r>
+      <w:r>
+        <w:rPr>
+          <w:rFonts w:eastAsia="Times New Roman" w:cs="Times New Roman"/>
+          <w:color w:val="00000A"/>
+          <w:szCs w:val="24"/>
+          <w:lang w:val="en-US" w:eastAsia="ru-RU"/>
+        </w:rPr>
+        <w:t xml:space="preserve"> − </w:t>
+      </w:r>
+      <w:r>
+        <w:rPr>
+          <w:rFonts w:eastAsia="Times New Roman" w:cs="Times New Roman"/>
+          <w:color w:val="00000A"/>
+          <w:szCs w:val="24"/>
+          <w:lang w:eastAsia="ru-RU"/>
+        </w:rPr>
+        <w:t>φ</w:t>
+      </w:r>
+      <w:r>
+        <w:rPr>
+          <w:rFonts w:eastAsia="Times New Roman" w:cs="Times New Roman"/>
+          <w:color w:val="00000A"/>
+          <w:szCs w:val="24"/>
+          <w:lang w:val="en-US" w:eastAsia="ru-RU"/>
+        </w:rPr>
+        <w:t>(</w:t>
+      </w:r>
+      <w:proofErr w:type="gramStart"/>
+      <w:r>
+        <w:rPr>
+          <w:rFonts w:eastAsia="Times New Roman" w:cs="Times New Roman"/>
+          <w:color w:val="00000A"/>
+          <w:szCs w:val="24"/>
+          <w:lang w:val="en-US" w:eastAsia="ru-RU"/>
+        </w:rPr>
+        <w:t>x</w:t>
+      </w:r>
+      <w:r>
+        <w:rPr>
+          <w:rFonts w:eastAsia="Times New Roman" w:cs="Times New Roman"/>
+          <w:color w:val="00000A"/>
+          <w:szCs w:val="24"/>
+          <w:lang w:eastAsia="ru-RU"/>
+        </w:rPr>
+        <w:t>ᵢ</w:t>
+      </w:r>
+      <w:r>
+        <w:rPr>
+          <w:rFonts w:eastAsia="Times New Roman" w:cs="Times New Roman"/>
+          <w:color w:val="00000A"/>
+          <w:szCs w:val="24"/>
+          <w:lang w:val="en-US" w:eastAsia="ru-RU"/>
+        </w:rPr>
+        <w:t>,a))²</w:t>
+      </w:r>
+      <w:proofErr w:type="gramEnd"/>
+    </w:p>
+    <w:p>
+      <w:pPr>
+        <w:spacing w:line="278" w:lineRule="auto"/>
+        <w:ind w:firstLine="0"/>
+        <w:jc w:val="left"/>
+        <w:rPr>
+          <w:rFonts w:eastAsia="Times New Roman" w:cs="Times New Roman"/>
+          <w:color w:val="00000A"/>
+          <w:szCs w:val="24"/>
+          <w:lang w:eastAsia="ru-RU"/>
+        </w:rPr>
+      </w:pPr>
+      <w:r>
+        <w:rPr>
+          <w:rFonts w:eastAsia="Times New Roman" w:cs="Times New Roman"/>
+          <w:color w:val="00000A"/>
+          <w:szCs w:val="24"/>
+          <w:lang w:eastAsia="ru-RU"/>
+        </w:rPr>
+        <w:t>путём итерационного изменения параметров модели.</w:t>
+      </w:r>
+    </w:p>
+    <w:p>
+      <w:pPr>
+        <w:spacing w:line="278" w:lineRule="auto"/>
+        <w:ind w:firstLine="0"/>
+        <w:jc w:val="left"/>
+        <w:rPr>
+          <w:rFonts w:eastAsia="Times New Roman" w:cs="Times New Roman"/>
+          <w:color w:val="00000A"/>
+          <w:szCs w:val="24"/>
+          <w:lang w:eastAsia="ru-RU"/>
+        </w:rPr>
+      </w:pPr>
+      <w:r>
+        <w:rPr>
+          <w:rFonts w:eastAsia="Times New Roman" w:cs="Times New Roman"/>
+          <w:color w:val="00000A"/>
+          <w:szCs w:val="24"/>
+          <w:lang w:eastAsia="ru-RU"/>
+        </w:rPr>
+        <w:t>метод Чебышёва основан на использовании ортогональных полиномов Tₙ(x), которые определяются рекуррентным соотношением</w:t>
+      </w:r>
+    </w:p>
+    <w:p>
+      <w:pPr>
+        <w:spacing w:line="278" w:lineRule="auto"/>
+        <w:ind w:firstLine="0"/>
+        <w:jc w:val="left"/>
+        <w:rPr>
+          <w:rFonts w:eastAsia="Times New Roman" w:cs="Times New Roman"/>
+          <w:color w:val="00000A"/>
+          <w:szCs w:val="24"/>
+          <w:lang w:eastAsia="ru-RU"/>
+        </w:rPr>
+      </w:pPr>
+      <w:r>
+        <w:rPr>
+          <w:rFonts w:eastAsia="Times New Roman" w:cs="Times New Roman"/>
+          <w:color w:val="00000A"/>
+          <w:szCs w:val="24"/>
+          <w:lang w:eastAsia="ru-RU"/>
+        </w:rPr>
+        <w:t>Tₙ(x) = 2xTₙ₋₁(x) − Tₙ₋₂(x).</w:t>
+      </w:r>
+    </w:p>
+    <w:p>
+      <w:pPr>
+        <w:spacing w:line="278" w:lineRule="auto"/>
+        <w:ind w:firstLine="0"/>
+        <w:jc w:val="left"/>
+        <w:rPr>
+          <w:rFonts w:eastAsia="Times New Roman" w:cs="Times New Roman"/>
+          <w:color w:val="00000A"/>
+          <w:szCs w:val="24"/>
+          <w:lang w:eastAsia="ru-RU"/>
+        </w:rPr>
+      </w:pPr>
+      <w:r>
+        <w:rPr>
+          <w:rFonts w:eastAsia="Times New Roman" w:cs="Times New Roman"/>
+          <w:color w:val="00000A"/>
+          <w:szCs w:val="24"/>
+          <w:lang w:eastAsia="ru-RU"/>
+        </w:rPr>
+        <w:t>Перед построением аппроксимации исходные данные нормируются к интервалу [-1, 1], что повышает численную устойчивость вычислений. Использование ортогонального базиса позволяет значительно уменьшить проблему плохой обусловленности матриц и повысить стабильность решения по сравнению с обычными степенными полиномами.</w:t>
+      </w:r>
+    </w:p>
+    <w:p>
+      <w:pPr>
+        <w:spacing w:line="278" w:lineRule="auto"/>
+        <w:ind w:firstLine="0"/>
+        <w:jc w:val="left"/>
+        <w:rPr>
+          <w:rFonts w:eastAsia="Times New Roman" w:cs="Times New Roman"/>
+          <w:color w:val="00000A"/>
+          <w:szCs w:val="24"/>
+          <w:lang w:eastAsia="ru-RU"/>
+        </w:rPr>
+      </w:pPr>
+      <w:r>
+        <w:rPr>
+          <w:rFonts w:eastAsia="Times New Roman" w:cs="Times New Roman"/>
+          <w:color w:val="00000A"/>
+          <w:szCs w:val="24"/>
+          <w:lang w:eastAsia="ru-RU"/>
+        </w:rPr>
+        <w:t>все методы аппроксимации в данной работе основаны на минимизации ошибки между экспериментальными и теоретическими значениями. Однако они отличаются выбором базиса, устойчивостью и вычислительной сложностью. Полиномиальные методы являются наиболее простыми, но могут быть нестабильными при высокой степени. Сплайны обеспечивают гладкость и устойчивость. Нелинейные модели позволяют описывать более сложные зависимости, но требуют численной оптимизации. Методы на основе Чебышёва дают наиболее устойчивые решения при работе с полиномиальными базисами.</w:t>
+      </w:r>
+    </w:p>
+    <w:p>
+      <w:pPr>
+        <w:spacing w:line="278" w:lineRule="auto"/>
+        <w:ind w:firstLine="0"/>
+        <w:jc w:val="left"/>
+        <w:rPr>
+          <w:rFonts w:eastAsia="Times New Roman" w:cs="Times New Roman"/>
+          <w:color w:val="00000A"/>
+          <w:szCs w:val="24"/>
+          <w:lang w:eastAsia="ru-RU"/>
+        </w:rPr>
+      </w:pPr>
+      <w:r>
+        <w:rPr>
+          <w:rFonts w:eastAsia="Times New Roman" w:cs="Times New Roman"/>
+          <w:color w:val="00000A"/>
+          <w:szCs w:val="24"/>
+          <w:lang w:eastAsia="ru-RU"/>
+        </w:rPr>
+        <w:t>оценка качества аппроксимации проводится по нескольким критериям: сумме квадратов ошибок, среднеквадратическому отклонению и максимальной абсолютной ошибке. На основе этих показателей выбирается наилучшая модель, обеспечивающая минимальное отклонение от экспериментальных данных.</w:t>
+      </w:r>
+    </w:p>
+    <w:p>
+      <w:pPr>
+        <w:spacing w:line="278" w:lineRule="auto"/>
+        <w:ind w:firstLine="0"/>
+        <w:jc w:val="left"/>
+        <w:rPr>
+          <w:rFonts w:eastAsia="Times New Roman" w:cs="Times New Roman"/>
+          <w:color w:val="00000A"/>
+          <w:szCs w:val="24"/>
+          <w:lang w:eastAsia="ru-RU"/>
+        </w:rPr>
+      </w:pPr>
+    </w:p>
+    <w:p>
+      <w:pPr>
+        <w:spacing w:line="278" w:lineRule="auto"/>
+        <w:ind w:firstLine="0"/>
+        <w:jc w:val="left"/>
         <w:rPr>
           <w:rFonts w:cs="Times New Roman"/>
           <w:szCs w:val="28"/>
         </w:rPr>
-        <w:t>Помогите капитану Джеку Воробью узнать координаты острова и добраться до источника вечной молодости!</w:t>
-      </w:r>
-      <w:r>
-        <w:rPr>
-          <w:rFonts w:eastAsia="Times New Roman" w:cs="Times New Roman"/>
-          <w:color w:val="00000A"/>
-          <w:szCs w:val="24"/>
-          <w:lang w:eastAsia="ru-RU"/>
+      </w:pPr>
+      <w:r>
+        <w:rPr>
+          <w:rFonts w:cs="Times New Roman"/>
+          <w:szCs w:val="28"/>
         </w:rPr>
         <w:br w:type="page"/>
       </w:r>
@@ -1862,7 +3035,56 @@
           <w:rFonts w:eastAsia="Times New Roman" w:cs="Times New Roman"/>
           <w:color w:val="00000A"/>
           <w:szCs w:val="24"/>
-          <w:lang w:val="en-US" w:eastAsia="ru-RU"/>
+          <w:lang w:eastAsia="ru-RU"/>
+        </w:rPr>
+      </w:pPr>
+    </w:p>
+    <w:p>
+      <w:pPr>
+        <w:suppressAutoHyphens/>
+        <w:spacing w:after="200" w:line="240" w:lineRule="auto"/>
+        <w:ind w:firstLine="0"/>
+        <w:rPr>
+          <w:rFonts w:eastAsia="Times New Roman" w:cs="Times New Roman"/>
+          <w:color w:val="00000A"/>
+          <w:szCs w:val="24"/>
+          <w:lang w:eastAsia="ru-RU"/>
+        </w:rPr>
+      </w:pPr>
+    </w:p>
+    <w:p>
+      <w:pPr>
+        <w:suppressAutoHyphens/>
+        <w:spacing w:after="200" w:line="240" w:lineRule="auto"/>
+        <w:ind w:firstLine="0"/>
+        <w:jc w:val="center"/>
+        <w:rPr>
+          <w:rFonts w:eastAsia="Times New Roman" w:cs="Times New Roman"/>
+          <w:color w:val="00000A"/>
+          <w:szCs w:val="24"/>
+          <w:lang w:eastAsia="ru-RU"/>
+        </w:rPr>
+      </w:pPr>
+      <w:r>
+        <w:rPr>
+          <w:rFonts w:eastAsia="Times New Roman" w:cs="Times New Roman"/>
+          <w:color w:val="00000A"/>
+          <w:szCs w:val="24"/>
+          <w:lang w:eastAsia="ru-RU"/>
+        </w:rPr>
+        <w:t>Код</w:t>
+      </w:r>
+    </w:p>
+    <w:p>
+      <w:pPr>
+        <w:suppressAutoHyphens/>
+        <w:spacing w:after="200" w:line="240" w:lineRule="auto"/>
+        <w:ind w:firstLine="0"/>
+        <w:rPr>
+          <w:rFonts w:eastAsia="Times New Roman" w:cs="Times New Roman"/>
+          <w:color w:val="00000A"/>
+          <w:szCs w:val="24"/>
+          <w:lang w:eastAsia="ru-RU"/>
         </w:rPr>
       </w:pPr>
     </w:p>
